--- a/word/04-chinh-sach-quy-trinh/ke-hoach-dao-tao-dien-tap.docx
+++ b/word/04-chinh-sach-quy-trinh/ke-hoach-dao-tao-dien-tap.docx
@@ -476,13 +476,13 @@
         <w:tblLayout w:type="autofit"/>
       </w:tblPr>
       <w:tblGrid>
-        <w:gridCol w:w="490"/>
-        <w:gridCol w:w="2477"/>
-        <w:gridCol w:w="1491"/>
-        <w:gridCol w:w="1260"/>
-        <w:gridCol w:w="710"/>
-        <w:gridCol w:w="1415"/>
-        <w:gridCol w:w="1182"/>
+        <w:gridCol w:w="530"/>
+        <w:gridCol w:w="1825"/>
+        <w:gridCol w:w="1247"/>
+        <w:gridCol w:w="1503"/>
+        <w:gridCol w:w="1300"/>
+        <w:gridCol w:w="1192"/>
+        <w:gridCol w:w="1428"/>
       </w:tblGrid>
       <w:tr>
         <w:trPr>
@@ -491,7 +491,7 @@
         </w:trPr>
         <w:tc>
           <w:tcPr>
-            <w:tcW w:type="dxa" w:w="490"/>
+            <w:tcW w:type="dxa" w:w="530"/>
             <w:tcBorders>
               <w:top w:val="single" w:color="000000" w:sz="4"/>
               <w:left w:val="single" w:color="000000" w:sz="4"/>
@@ -528,7 +528,7 @@
         </w:tc>
         <w:tc>
           <w:tcPr>
-            <w:tcW w:type="dxa" w:w="2477"/>
+            <w:tcW w:type="dxa" w:w="1825"/>
             <w:tcBorders>
               <w:top w:val="single" w:color="000000" w:sz="4"/>
               <w:left w:val="single" w:color="000000" w:sz="4"/>
@@ -565,7 +565,7 @@
         </w:tc>
         <w:tc>
           <w:tcPr>
-            <w:tcW w:type="dxa" w:w="1491"/>
+            <w:tcW w:type="dxa" w:w="1247"/>
             <w:tcBorders>
               <w:top w:val="single" w:color="000000" w:sz="4"/>
               <w:left w:val="single" w:color="000000" w:sz="4"/>
@@ -602,7 +602,7 @@
         </w:tc>
         <w:tc>
           <w:tcPr>
-            <w:tcW w:type="dxa" w:w="1260"/>
+            <w:tcW w:type="dxa" w:w="1503"/>
             <w:tcBorders>
               <w:top w:val="single" w:color="000000" w:sz="4"/>
               <w:left w:val="single" w:color="000000" w:sz="4"/>
@@ -639,7 +639,7 @@
         </w:tc>
         <w:tc>
           <w:tcPr>
-            <w:tcW w:type="dxa" w:w="710"/>
+            <w:tcW w:type="dxa" w:w="1300"/>
             <w:tcBorders>
               <w:top w:val="single" w:color="000000" w:sz="4"/>
               <w:left w:val="single" w:color="000000" w:sz="4"/>
@@ -676,7 +676,7 @@
         </w:tc>
         <w:tc>
           <w:tcPr>
-            <w:tcW w:type="dxa" w:w="1415"/>
+            <w:tcW w:type="dxa" w:w="1192"/>
             <w:tcBorders>
               <w:top w:val="single" w:color="000000" w:sz="4"/>
               <w:left w:val="single" w:color="000000" w:sz="4"/>
@@ -713,7 +713,7 @@
         </w:tc>
         <w:tc>
           <w:tcPr>
-            <w:tcW w:type="dxa" w:w="1182"/>
+            <w:tcW w:type="dxa" w:w="1428"/>
             <w:tcBorders>
               <w:top w:val="single" w:color="000000" w:sz="4"/>
               <w:left w:val="single" w:color="000000" w:sz="4"/>
@@ -756,7 +756,7 @@
         </w:trPr>
         <w:tc>
           <w:tcPr>
-            <w:tcW w:type="dxa" w:w="490"/>
+            <w:tcW w:type="dxa" w:w="530"/>
             <w:tcBorders>
               <w:top w:val="single" w:color="000000" w:sz="4"/>
               <w:left w:val="single" w:color="000000" w:sz="4"/>
@@ -792,7 +792,7 @@
         </w:tc>
         <w:tc>
           <w:tcPr>
-            <w:tcW w:type="dxa" w:w="2477"/>
+            <w:tcW w:type="dxa" w:w="1825"/>
             <w:tcBorders>
               <w:top w:val="single" w:color="000000" w:sz="4"/>
               <w:left w:val="single" w:color="000000" w:sz="4"/>
@@ -828,7 +828,7 @@
         </w:tc>
         <w:tc>
           <w:tcPr>
-            <w:tcW w:type="dxa" w:w="1491"/>
+            <w:tcW w:type="dxa" w:w="1247"/>
             <w:tcBorders>
               <w:top w:val="single" w:color="000000" w:sz="4"/>
               <w:left w:val="single" w:color="000000" w:sz="4"/>
@@ -864,7 +864,7 @@
         </w:tc>
         <w:tc>
           <w:tcPr>
-            <w:tcW w:type="dxa" w:w="1260"/>
+            <w:tcW w:type="dxa" w:w="1503"/>
             <w:tcBorders>
               <w:top w:val="single" w:color="000000" w:sz="4"/>
               <w:left w:val="single" w:color="000000" w:sz="4"/>
@@ -900,7 +900,7 @@
         </w:tc>
         <w:tc>
           <w:tcPr>
-            <w:tcW w:type="dxa" w:w="710"/>
+            <w:tcW w:type="dxa" w:w="1300"/>
             <w:tcBorders>
               <w:top w:val="single" w:color="000000" w:sz="4"/>
               <w:left w:val="single" w:color="000000" w:sz="4"/>
@@ -936,7 +936,7 @@
         </w:tc>
         <w:tc>
           <w:tcPr>
-            <w:tcW w:type="dxa" w:w="1415"/>
+            <w:tcW w:type="dxa" w:w="1192"/>
             <w:tcBorders>
               <w:top w:val="single" w:color="000000" w:sz="4"/>
               <w:left w:val="single" w:color="000000" w:sz="4"/>
@@ -972,7 +972,7 @@
         </w:tc>
         <w:tc>
           <w:tcPr>
-            <w:tcW w:type="dxa" w:w="1182"/>
+            <w:tcW w:type="dxa" w:w="1428"/>
             <w:tcBorders>
               <w:top w:val="single" w:color="000000" w:sz="4"/>
               <w:left w:val="single" w:color="000000" w:sz="4"/>
@@ -1014,7 +1014,7 @@
         </w:trPr>
         <w:tc>
           <w:tcPr>
-            <w:tcW w:type="dxa" w:w="490"/>
+            <w:tcW w:type="dxa" w:w="530"/>
             <w:tcBorders>
               <w:top w:val="single" w:color="000000" w:sz="4"/>
               <w:left w:val="single" w:color="000000" w:sz="4"/>
@@ -1050,7 +1050,7 @@
         </w:tc>
         <w:tc>
           <w:tcPr>
-            <w:tcW w:type="dxa" w:w="2477"/>
+            <w:tcW w:type="dxa" w:w="1825"/>
             <w:tcBorders>
               <w:top w:val="single" w:color="000000" w:sz="4"/>
               <w:left w:val="single" w:color="000000" w:sz="4"/>
@@ -1086,7 +1086,7 @@
         </w:tc>
         <w:tc>
           <w:tcPr>
-            <w:tcW w:type="dxa" w:w="1491"/>
+            <w:tcW w:type="dxa" w:w="1247"/>
             <w:tcBorders>
               <w:top w:val="single" w:color="000000" w:sz="4"/>
               <w:left w:val="single" w:color="000000" w:sz="4"/>
@@ -1122,7 +1122,7 @@
         </w:tc>
         <w:tc>
           <w:tcPr>
-            <w:tcW w:type="dxa" w:w="1260"/>
+            <w:tcW w:type="dxa" w:w="1503"/>
             <w:tcBorders>
               <w:top w:val="single" w:color="000000" w:sz="4"/>
               <w:left w:val="single" w:color="000000" w:sz="4"/>
@@ -1158,7 +1158,7 @@
         </w:tc>
         <w:tc>
           <w:tcPr>
-            <w:tcW w:type="dxa" w:w="710"/>
+            <w:tcW w:type="dxa" w:w="1300"/>
             <w:tcBorders>
               <w:top w:val="single" w:color="000000" w:sz="4"/>
               <w:left w:val="single" w:color="000000" w:sz="4"/>
@@ -1194,7 +1194,7 @@
         </w:tc>
         <w:tc>
           <w:tcPr>
-            <w:tcW w:type="dxa" w:w="1415"/>
+            <w:tcW w:type="dxa" w:w="1192"/>
             <w:tcBorders>
               <w:top w:val="single" w:color="000000" w:sz="4"/>
               <w:left w:val="single" w:color="000000" w:sz="4"/>
@@ -1230,7 +1230,7 @@
         </w:tc>
         <w:tc>
           <w:tcPr>
-            <w:tcW w:type="dxa" w:w="1182"/>
+            <w:tcW w:type="dxa" w:w="1428"/>
             <w:tcBorders>
               <w:top w:val="single" w:color="000000" w:sz="4"/>
               <w:left w:val="single" w:color="000000" w:sz="4"/>
@@ -1272,7 +1272,7 @@
         </w:trPr>
         <w:tc>
           <w:tcPr>
-            <w:tcW w:type="dxa" w:w="490"/>
+            <w:tcW w:type="dxa" w:w="530"/>
             <w:tcBorders>
               <w:top w:val="single" w:color="000000" w:sz="4"/>
               <w:left w:val="single" w:color="000000" w:sz="4"/>
@@ -1308,7 +1308,7 @@
         </w:tc>
         <w:tc>
           <w:tcPr>
-            <w:tcW w:type="dxa" w:w="2477"/>
+            <w:tcW w:type="dxa" w:w="1825"/>
             <w:tcBorders>
               <w:top w:val="single" w:color="000000" w:sz="4"/>
               <w:left w:val="single" w:color="000000" w:sz="4"/>
@@ -1344,7 +1344,7 @@
         </w:tc>
         <w:tc>
           <w:tcPr>
-            <w:tcW w:type="dxa" w:w="1491"/>
+            <w:tcW w:type="dxa" w:w="1247"/>
             <w:tcBorders>
               <w:top w:val="single" w:color="000000" w:sz="4"/>
               <w:left w:val="single" w:color="000000" w:sz="4"/>
@@ -1380,7 +1380,7 @@
         </w:tc>
         <w:tc>
           <w:tcPr>
-            <w:tcW w:type="dxa" w:w="1260"/>
+            <w:tcW w:type="dxa" w:w="1503"/>
             <w:tcBorders>
               <w:top w:val="single" w:color="000000" w:sz="4"/>
               <w:left w:val="single" w:color="000000" w:sz="4"/>
@@ -1416,7 +1416,7 @@
         </w:tc>
         <w:tc>
           <w:tcPr>
-            <w:tcW w:type="dxa" w:w="710"/>
+            <w:tcW w:type="dxa" w:w="1300"/>
             <w:tcBorders>
               <w:top w:val="single" w:color="000000" w:sz="4"/>
               <w:left w:val="single" w:color="000000" w:sz="4"/>
@@ -1452,7 +1452,7 @@
         </w:tc>
         <w:tc>
           <w:tcPr>
-            <w:tcW w:type="dxa" w:w="1415"/>
+            <w:tcW w:type="dxa" w:w="1192"/>
             <w:tcBorders>
               <w:top w:val="single" w:color="000000" w:sz="4"/>
               <w:left w:val="single" w:color="000000" w:sz="4"/>
@@ -1489,7 +1489,7 @@
         </w:tc>
         <w:tc>
           <w:tcPr>
-            <w:tcW w:type="dxa" w:w="1182"/>
+            <w:tcW w:type="dxa" w:w="1428"/>
             <w:tcBorders>
               <w:top w:val="single" w:color="000000" w:sz="4"/>
               <w:left w:val="single" w:color="000000" w:sz="4"/>
@@ -1519,7 +1519,7 @@
         </w:trPr>
         <w:tc>
           <w:tcPr>
-            <w:tcW w:type="dxa" w:w="490"/>
+            <w:tcW w:type="dxa" w:w="530"/>
             <w:tcBorders>
               <w:top w:val="single" w:color="000000" w:sz="4"/>
               <w:left w:val="single" w:color="000000" w:sz="4"/>
@@ -1555,7 +1555,7 @@
         </w:tc>
         <w:tc>
           <w:tcPr>
-            <w:tcW w:type="dxa" w:w="2477"/>
+            <w:tcW w:type="dxa" w:w="1825"/>
             <w:tcBorders>
               <w:top w:val="single" w:color="000000" w:sz="4"/>
               <w:left w:val="single" w:color="000000" w:sz="4"/>
@@ -1591,7 +1591,7 @@
         </w:tc>
         <w:tc>
           <w:tcPr>
-            <w:tcW w:type="dxa" w:w="1491"/>
+            <w:tcW w:type="dxa" w:w="1247"/>
             <w:tcBorders>
               <w:top w:val="single" w:color="000000" w:sz="4"/>
               <w:left w:val="single" w:color="000000" w:sz="4"/>
@@ -1627,7 +1627,7 @@
         </w:tc>
         <w:tc>
           <w:tcPr>
-            <w:tcW w:type="dxa" w:w="1260"/>
+            <w:tcW w:type="dxa" w:w="1503"/>
             <w:tcBorders>
               <w:top w:val="single" w:color="000000" w:sz="4"/>
               <w:left w:val="single" w:color="000000" w:sz="4"/>
@@ -1663,7 +1663,7 @@
         </w:tc>
         <w:tc>
           <w:tcPr>
-            <w:tcW w:type="dxa" w:w="710"/>
+            <w:tcW w:type="dxa" w:w="1300"/>
             <w:tcBorders>
               <w:top w:val="single" w:color="000000" w:sz="4"/>
               <w:left w:val="single" w:color="000000" w:sz="4"/>
@@ -1699,7 +1699,7 @@
         </w:tc>
         <w:tc>
           <w:tcPr>
-            <w:tcW w:type="dxa" w:w="1415"/>
+            <w:tcW w:type="dxa" w:w="1192"/>
             <w:tcBorders>
               <w:top w:val="single" w:color="000000" w:sz="4"/>
               <w:left w:val="single" w:color="000000" w:sz="4"/>
@@ -1735,7 +1735,7 @@
         </w:tc>
         <w:tc>
           <w:tcPr>
-            <w:tcW w:type="dxa" w:w="1182"/>
+            <w:tcW w:type="dxa" w:w="1428"/>
             <w:tcBorders>
               <w:top w:val="single" w:color="000000" w:sz="4"/>
               <w:left w:val="single" w:color="000000" w:sz="4"/>
@@ -1777,7 +1777,7 @@
         </w:trPr>
         <w:tc>
           <w:tcPr>
-            <w:tcW w:type="dxa" w:w="490"/>
+            <w:tcW w:type="dxa" w:w="530"/>
             <w:tcBorders>
               <w:top w:val="single" w:color="000000" w:sz="4"/>
               <w:left w:val="single" w:color="000000" w:sz="4"/>
@@ -1813,7 +1813,7 @@
         </w:tc>
         <w:tc>
           <w:tcPr>
-            <w:tcW w:type="dxa" w:w="2477"/>
+            <w:tcW w:type="dxa" w:w="1825"/>
             <w:tcBorders>
               <w:top w:val="single" w:color="000000" w:sz="4"/>
               <w:left w:val="single" w:color="000000" w:sz="4"/>
@@ -1849,7 +1849,7 @@
         </w:tc>
         <w:tc>
           <w:tcPr>
-            <w:tcW w:type="dxa" w:w="1491"/>
+            <w:tcW w:type="dxa" w:w="1247"/>
             <w:tcBorders>
               <w:top w:val="single" w:color="000000" w:sz="4"/>
               <w:left w:val="single" w:color="000000" w:sz="4"/>
@@ -1885,7 +1885,7 @@
         </w:tc>
         <w:tc>
           <w:tcPr>
-            <w:tcW w:type="dxa" w:w="1260"/>
+            <w:tcW w:type="dxa" w:w="1503"/>
             <w:tcBorders>
               <w:top w:val="single" w:color="000000" w:sz="4"/>
               <w:left w:val="single" w:color="000000" w:sz="4"/>
@@ -1921,7 +1921,7 @@
         </w:tc>
         <w:tc>
           <w:tcPr>
-            <w:tcW w:type="dxa" w:w="710"/>
+            <w:tcW w:type="dxa" w:w="1300"/>
             <w:tcBorders>
               <w:top w:val="single" w:color="000000" w:sz="4"/>
               <w:left w:val="single" w:color="000000" w:sz="4"/>
@@ -1957,7 +1957,7 @@
         </w:tc>
         <w:tc>
           <w:tcPr>
-            <w:tcW w:type="dxa" w:w="1415"/>
+            <w:tcW w:type="dxa" w:w="1192"/>
             <w:tcBorders>
               <w:top w:val="single" w:color="000000" w:sz="4"/>
               <w:left w:val="single" w:color="000000" w:sz="4"/>
@@ -1993,7 +1993,7 @@
         </w:tc>
         <w:tc>
           <w:tcPr>
-            <w:tcW w:type="dxa" w:w="1182"/>
+            <w:tcW w:type="dxa" w:w="1428"/>
             <w:tcBorders>
               <w:top w:val="single" w:color="000000" w:sz="4"/>
               <w:left w:val="single" w:color="000000" w:sz="4"/>
@@ -2067,15 +2067,15 @@
         <w:tblLayout w:type="autofit"/>
       </w:tblPr>
       <w:tblGrid>
-        <w:gridCol w:w="457"/>
-        <w:gridCol w:w="875"/>
-        <w:gridCol w:w="3160"/>
-        <w:gridCol w:w="1584"/>
-        <w:gridCol w:w="1884"/>
-        <w:gridCol w:w="2943"/>
-        <w:gridCol w:w="1018"/>
-        <w:gridCol w:w="1018"/>
-        <w:gridCol w:w="1018"/>
+        <w:gridCol w:w="497"/>
+        <w:gridCol w:w="695"/>
+        <w:gridCol w:w="5645"/>
+        <w:gridCol w:w="1388"/>
+        <w:gridCol w:w="1359"/>
+        <w:gridCol w:w="1190"/>
+        <w:gridCol w:w="1061"/>
+        <w:gridCol w:w="1061"/>
+        <w:gridCol w:w="1061"/>
       </w:tblGrid>
       <w:tr>
         <w:trPr>
@@ -2084,7 +2084,7 @@
         </w:trPr>
         <w:tc>
           <w:tcPr>
-            <w:tcW w:type="dxa" w:w="457"/>
+            <w:tcW w:type="dxa" w:w="497"/>
             <w:tcBorders>
               <w:top w:val="single" w:color="000000" w:sz="4"/>
               <w:left w:val="single" w:color="000000" w:sz="4"/>
@@ -2121,7 +2121,7 @@
         </w:tc>
         <w:tc>
           <w:tcPr>
-            <w:tcW w:type="dxa" w:w="875"/>
+            <w:tcW w:type="dxa" w:w="695"/>
             <w:tcBorders>
               <w:top w:val="single" w:color="000000" w:sz="4"/>
               <w:left w:val="single" w:color="000000" w:sz="4"/>
@@ -2158,7 +2158,7 @@
         </w:tc>
         <w:tc>
           <w:tcPr>
-            <w:tcW w:type="dxa" w:w="3160"/>
+            <w:tcW w:type="dxa" w:w="5645"/>
             <w:tcBorders>
               <w:top w:val="single" w:color="000000" w:sz="4"/>
               <w:left w:val="single" w:color="000000" w:sz="4"/>
@@ -2195,7 +2195,7 @@
         </w:tc>
         <w:tc>
           <w:tcPr>
-            <w:tcW w:type="dxa" w:w="1584"/>
+            <w:tcW w:type="dxa" w:w="1388"/>
             <w:tcBorders>
               <w:top w:val="single" w:color="000000" w:sz="4"/>
               <w:left w:val="single" w:color="000000" w:sz="4"/>
@@ -2232,7 +2232,7 @@
         </w:tc>
         <w:tc>
           <w:tcPr>
-            <w:tcW w:type="dxa" w:w="1884"/>
+            <w:tcW w:type="dxa" w:w="1359"/>
             <w:tcBorders>
               <w:top w:val="single" w:color="000000" w:sz="4"/>
               <w:left w:val="single" w:color="000000" w:sz="4"/>
@@ -2269,7 +2269,7 @@
         </w:tc>
         <w:tc>
           <w:tcPr>
-            <w:tcW w:type="dxa" w:w="2943"/>
+            <w:tcW w:type="dxa" w:w="1190"/>
             <w:tcBorders>
               <w:top w:val="single" w:color="000000" w:sz="4"/>
               <w:left w:val="single" w:color="000000" w:sz="4"/>
@@ -2306,7 +2306,7 @@
         </w:tc>
         <w:tc>
           <w:tcPr>
-            <w:tcW w:type="dxa" w:w="1018"/>
+            <w:tcW w:type="dxa" w:w="1061"/>
             <w:tcBorders>
               <w:top w:val="single" w:color="000000" w:sz="4"/>
               <w:left w:val="single" w:color="000000" w:sz="4"/>
@@ -2343,7 +2343,7 @@
         </w:tc>
         <w:tc>
           <w:tcPr>
-            <w:tcW w:type="dxa" w:w="1018"/>
+            <w:tcW w:type="dxa" w:w="1061"/>
             <w:tcBorders>
               <w:top w:val="single" w:color="000000" w:sz="4"/>
               <w:left w:val="single" w:color="000000" w:sz="4"/>
@@ -2380,7 +2380,7 @@
         </w:tc>
         <w:tc>
           <w:tcPr>
-            <w:tcW w:type="dxa" w:w="1018"/>
+            <w:tcW w:type="dxa" w:w="1061"/>
             <w:tcBorders>
               <w:top w:val="single" w:color="000000" w:sz="4"/>
               <w:left w:val="single" w:color="000000" w:sz="4"/>
@@ -2423,7 +2423,7 @@
         </w:trPr>
         <w:tc>
           <w:tcPr>
-            <w:tcW w:type="dxa" w:w="457"/>
+            <w:tcW w:type="dxa" w:w="497"/>
             <w:tcBorders>
               <w:top w:val="single" w:color="000000" w:sz="4"/>
               <w:left w:val="single" w:color="000000" w:sz="4"/>
@@ -2459,7 +2459,7 @@
         </w:tc>
         <w:tc>
           <w:tcPr>
-            <w:tcW w:type="dxa" w:w="875"/>
+            <w:tcW w:type="dxa" w:w="695"/>
             <w:tcBorders>
               <w:top w:val="single" w:color="000000" w:sz="4"/>
               <w:left w:val="single" w:color="000000" w:sz="4"/>
@@ -2495,7 +2495,7 @@
         </w:tc>
         <w:tc>
           <w:tcPr>
-            <w:tcW w:type="dxa" w:w="3160"/>
+            <w:tcW w:type="dxa" w:w="5645"/>
             <w:tcBorders>
               <w:top w:val="single" w:color="000000" w:sz="4"/>
               <w:left w:val="single" w:color="000000" w:sz="4"/>
@@ -2569,7 +2569,7 @@
         </w:tc>
         <w:tc>
           <w:tcPr>
-            <w:tcW w:type="dxa" w:w="1584"/>
+            <w:tcW w:type="dxa" w:w="1388"/>
             <w:tcBorders>
               <w:top w:val="single" w:color="000000" w:sz="4"/>
               <w:left w:val="single" w:color="000000" w:sz="4"/>
@@ -2605,103 +2605,103 @@
         </w:tc>
         <w:tc>
           <w:tcPr>
-            <w:tcW w:type="dxa" w:w="1884"/>
-            <w:tcBorders>
-              <w:top w:val="single" w:color="000000" w:sz="4"/>
-              <w:left w:val="single" w:color="000000" w:sz="4"/>
-              <w:bottom w:val="single" w:color="000000" w:sz="4"/>
-              <w:right w:val="single" w:color="000000" w:sz="4"/>
-            </w:tcBorders>
-            <w:tcMar>
-              <w:top w:type="dxa" w:w="30"/>
-              <w:left w:type="dxa" w:w="70"/>
-              <w:bottom w:type="dxa" w:w="30"/>
-              <w:right w:type="dxa" w:w="70"/>
-            </w:tcMar>
-            <w:vAlign w:val="center"/>
-          </w:tcPr>
-          <w:p>
-            <w:pPr>
-              <w:spacing w:after="0" w:before="0" w:line="240" w:lineRule="auto"/>
-              <w:jc w:val="left"/>
-            </w:pPr>
-          </w:p>
-        </w:tc>
-        <w:tc>
-          <w:tcPr>
-            <w:tcW w:type="dxa" w:w="2943"/>
-            <w:tcBorders>
-              <w:top w:val="single" w:color="000000" w:sz="4"/>
-              <w:left w:val="single" w:color="000000" w:sz="4"/>
-              <w:bottom w:val="single" w:color="000000" w:sz="4"/>
-              <w:right w:val="single" w:color="000000" w:sz="4"/>
-            </w:tcBorders>
-            <w:tcMar>
-              <w:top w:type="dxa" w:w="30"/>
-              <w:left w:type="dxa" w:w="70"/>
-              <w:bottom w:type="dxa" w:w="30"/>
-              <w:right w:type="dxa" w:w="70"/>
-            </w:tcMar>
-            <w:vAlign w:val="center"/>
-          </w:tcPr>
-          <w:p>
-            <w:pPr>
-              <w:spacing w:after="0" w:before="0" w:line="240" w:lineRule="auto"/>
-              <w:jc w:val="left"/>
-            </w:pPr>
-          </w:p>
-        </w:tc>
-        <w:tc>
-          <w:tcPr>
-            <w:tcW w:type="dxa" w:w="1018"/>
-            <w:tcBorders>
-              <w:top w:val="single" w:color="000000" w:sz="4"/>
-              <w:left w:val="single" w:color="000000" w:sz="4"/>
-              <w:bottom w:val="single" w:color="000000" w:sz="4"/>
-              <w:right w:val="single" w:color="000000" w:sz="4"/>
-            </w:tcBorders>
-            <w:tcMar>
-              <w:top w:type="dxa" w:w="30"/>
-              <w:left w:type="dxa" w:w="70"/>
-              <w:bottom w:type="dxa" w:w="30"/>
-              <w:right w:type="dxa" w:w="70"/>
-            </w:tcMar>
-            <w:vAlign w:val="center"/>
-          </w:tcPr>
-          <w:p>
-            <w:pPr>
-              <w:spacing w:after="0" w:before="0" w:line="240" w:lineRule="auto"/>
-              <w:jc w:val="left"/>
-            </w:pPr>
-          </w:p>
-        </w:tc>
-        <w:tc>
-          <w:tcPr>
-            <w:tcW w:type="dxa" w:w="1018"/>
-            <w:tcBorders>
-              <w:top w:val="single" w:color="000000" w:sz="4"/>
-              <w:left w:val="single" w:color="000000" w:sz="4"/>
-              <w:bottom w:val="single" w:color="000000" w:sz="4"/>
-              <w:right w:val="single" w:color="000000" w:sz="4"/>
-            </w:tcBorders>
-            <w:tcMar>
-              <w:top w:type="dxa" w:w="30"/>
-              <w:left w:type="dxa" w:w="70"/>
-              <w:bottom w:type="dxa" w:w="30"/>
-              <w:right w:type="dxa" w:w="70"/>
-            </w:tcMar>
-            <w:vAlign w:val="center"/>
-          </w:tcPr>
-          <w:p>
-            <w:pPr>
-              <w:spacing w:after="0" w:before="0" w:line="240" w:lineRule="auto"/>
-              <w:jc w:val="left"/>
-            </w:pPr>
-          </w:p>
-        </w:tc>
-        <w:tc>
-          <w:tcPr>
-            <w:tcW w:type="dxa" w:w="1018"/>
+            <w:tcW w:type="dxa" w:w="1359"/>
+            <w:tcBorders>
+              <w:top w:val="single" w:color="000000" w:sz="4"/>
+              <w:left w:val="single" w:color="000000" w:sz="4"/>
+              <w:bottom w:val="single" w:color="000000" w:sz="4"/>
+              <w:right w:val="single" w:color="000000" w:sz="4"/>
+            </w:tcBorders>
+            <w:tcMar>
+              <w:top w:type="dxa" w:w="30"/>
+              <w:left w:type="dxa" w:w="70"/>
+              <w:bottom w:type="dxa" w:w="30"/>
+              <w:right w:type="dxa" w:w="70"/>
+            </w:tcMar>
+            <w:vAlign w:val="center"/>
+          </w:tcPr>
+          <w:p>
+            <w:pPr>
+              <w:spacing w:after="0" w:before="0" w:line="240" w:lineRule="auto"/>
+              <w:jc w:val="left"/>
+            </w:pPr>
+          </w:p>
+        </w:tc>
+        <w:tc>
+          <w:tcPr>
+            <w:tcW w:type="dxa" w:w="1190"/>
+            <w:tcBorders>
+              <w:top w:val="single" w:color="000000" w:sz="4"/>
+              <w:left w:val="single" w:color="000000" w:sz="4"/>
+              <w:bottom w:val="single" w:color="000000" w:sz="4"/>
+              <w:right w:val="single" w:color="000000" w:sz="4"/>
+            </w:tcBorders>
+            <w:tcMar>
+              <w:top w:type="dxa" w:w="30"/>
+              <w:left w:type="dxa" w:w="70"/>
+              <w:bottom w:type="dxa" w:w="30"/>
+              <w:right w:type="dxa" w:w="70"/>
+            </w:tcMar>
+            <w:vAlign w:val="center"/>
+          </w:tcPr>
+          <w:p>
+            <w:pPr>
+              <w:spacing w:after="0" w:before="0" w:line="240" w:lineRule="auto"/>
+              <w:jc w:val="left"/>
+            </w:pPr>
+          </w:p>
+        </w:tc>
+        <w:tc>
+          <w:tcPr>
+            <w:tcW w:type="dxa" w:w="1061"/>
+            <w:tcBorders>
+              <w:top w:val="single" w:color="000000" w:sz="4"/>
+              <w:left w:val="single" w:color="000000" w:sz="4"/>
+              <w:bottom w:val="single" w:color="000000" w:sz="4"/>
+              <w:right w:val="single" w:color="000000" w:sz="4"/>
+            </w:tcBorders>
+            <w:tcMar>
+              <w:top w:type="dxa" w:w="30"/>
+              <w:left w:type="dxa" w:w="70"/>
+              <w:bottom w:type="dxa" w:w="30"/>
+              <w:right w:type="dxa" w:w="70"/>
+            </w:tcMar>
+            <w:vAlign w:val="center"/>
+          </w:tcPr>
+          <w:p>
+            <w:pPr>
+              <w:spacing w:after="0" w:before="0" w:line="240" w:lineRule="auto"/>
+              <w:jc w:val="left"/>
+            </w:pPr>
+          </w:p>
+        </w:tc>
+        <w:tc>
+          <w:tcPr>
+            <w:tcW w:type="dxa" w:w="1061"/>
+            <w:tcBorders>
+              <w:top w:val="single" w:color="000000" w:sz="4"/>
+              <w:left w:val="single" w:color="000000" w:sz="4"/>
+              <w:bottom w:val="single" w:color="000000" w:sz="4"/>
+              <w:right w:val="single" w:color="000000" w:sz="4"/>
+            </w:tcBorders>
+            <w:tcMar>
+              <w:top w:type="dxa" w:w="30"/>
+              <w:left w:type="dxa" w:w="70"/>
+              <w:bottom w:type="dxa" w:w="30"/>
+              <w:right w:type="dxa" w:w="70"/>
+            </w:tcMar>
+            <w:vAlign w:val="center"/>
+          </w:tcPr>
+          <w:p>
+            <w:pPr>
+              <w:spacing w:after="0" w:before="0" w:line="240" w:lineRule="auto"/>
+              <w:jc w:val="left"/>
+            </w:pPr>
+          </w:p>
+        </w:tc>
+        <w:tc>
+          <w:tcPr>
+            <w:tcW w:type="dxa" w:w="1061"/>
             <w:tcBorders>
               <w:top w:val="single" w:color="000000" w:sz="4"/>
               <w:left w:val="single" w:color="000000" w:sz="4"/>
@@ -2812,14 +2812,14 @@
         <w:tblLayout w:type="autofit"/>
       </w:tblPr>
       <w:tblGrid>
-        <w:gridCol w:w="457"/>
-        <w:gridCol w:w="2170"/>
-        <w:gridCol w:w="952"/>
-        <w:gridCol w:w="655"/>
-        <w:gridCol w:w="2306"/>
-        <w:gridCol w:w="778"/>
-        <w:gridCol w:w="754"/>
-        <w:gridCol w:w="953"/>
+        <w:gridCol w:w="497"/>
+        <w:gridCol w:w="1561"/>
+        <w:gridCol w:w="1091"/>
+        <w:gridCol w:w="844"/>
+        <w:gridCol w:w="2056"/>
+        <w:gridCol w:w="787"/>
+        <w:gridCol w:w="857"/>
+        <w:gridCol w:w="1332"/>
       </w:tblGrid>
       <w:tr>
         <w:trPr>
@@ -2828,7 +2828,7 @@
         </w:trPr>
         <w:tc>
           <w:tcPr>
-            <w:tcW w:type="dxa" w:w="457"/>
+            <w:tcW w:type="dxa" w:w="497"/>
             <w:tcBorders>
               <w:top w:val="single" w:color="000000" w:sz="4"/>
               <w:left w:val="single" w:color="000000" w:sz="4"/>
@@ -2865,7 +2865,7 @@
         </w:tc>
         <w:tc>
           <w:tcPr>
-            <w:tcW w:type="dxa" w:w="2170"/>
+            <w:tcW w:type="dxa" w:w="1561"/>
             <w:tcBorders>
               <w:top w:val="single" w:color="000000" w:sz="4"/>
               <w:left w:val="single" w:color="000000" w:sz="4"/>
@@ -2902,7 +2902,7 @@
         </w:tc>
         <w:tc>
           <w:tcPr>
-            <w:tcW w:type="dxa" w:w="952"/>
+            <w:tcW w:type="dxa" w:w="1091"/>
             <w:tcBorders>
               <w:top w:val="single" w:color="000000" w:sz="4"/>
               <w:left w:val="single" w:color="000000" w:sz="4"/>
@@ -2939,7 +2939,7 @@
         </w:tc>
         <w:tc>
           <w:tcPr>
-            <w:tcW w:type="dxa" w:w="655"/>
+            <w:tcW w:type="dxa" w:w="844"/>
             <w:tcBorders>
               <w:top w:val="single" w:color="000000" w:sz="4"/>
               <w:left w:val="single" w:color="000000" w:sz="4"/>
@@ -2976,7 +2976,7 @@
         </w:tc>
         <w:tc>
           <w:tcPr>
-            <w:tcW w:type="dxa" w:w="2306"/>
+            <w:tcW w:type="dxa" w:w="2056"/>
             <w:tcBorders>
               <w:top w:val="single" w:color="000000" w:sz="4"/>
               <w:left w:val="single" w:color="000000" w:sz="4"/>
@@ -3013,7 +3013,7 @@
         </w:tc>
         <w:tc>
           <w:tcPr>
-            <w:tcW w:type="dxa" w:w="778"/>
+            <w:tcW w:type="dxa" w:w="787"/>
             <w:tcBorders>
               <w:top w:val="single" w:color="000000" w:sz="4"/>
               <w:left w:val="single" w:color="000000" w:sz="4"/>
@@ -3050,7 +3050,7 @@
         </w:tc>
         <w:tc>
           <w:tcPr>
-            <w:tcW w:type="dxa" w:w="754"/>
+            <w:tcW w:type="dxa" w:w="857"/>
             <w:tcBorders>
               <w:top w:val="single" w:color="000000" w:sz="4"/>
               <w:left w:val="single" w:color="000000" w:sz="4"/>
@@ -3087,7 +3087,7 @@
         </w:tc>
         <w:tc>
           <w:tcPr>
-            <w:tcW w:type="dxa" w:w="953"/>
+            <w:tcW w:type="dxa" w:w="1332"/>
             <w:tcBorders>
               <w:top w:val="single" w:color="000000" w:sz="4"/>
               <w:left w:val="single" w:color="000000" w:sz="4"/>
@@ -3130,7 +3130,7 @@
         </w:trPr>
         <w:tc>
           <w:tcPr>
-            <w:tcW w:type="dxa" w:w="457"/>
+            <w:tcW w:type="dxa" w:w="497"/>
             <w:tcBorders>
               <w:top w:val="single" w:color="000000" w:sz="4"/>
               <w:left w:val="single" w:color="000000" w:sz="4"/>
@@ -3166,7 +3166,7 @@
         </w:tc>
         <w:tc>
           <w:tcPr>
-            <w:tcW w:type="dxa" w:w="2170"/>
+            <w:tcW w:type="dxa" w:w="1561"/>
             <w:tcBorders>
               <w:top w:val="single" w:color="000000" w:sz="4"/>
               <w:left w:val="single" w:color="000000" w:sz="4"/>
@@ -3202,7 +3202,7 @@
         </w:tc>
         <w:tc>
           <w:tcPr>
-            <w:tcW w:type="dxa" w:w="952"/>
+            <w:tcW w:type="dxa" w:w="1091"/>
             <w:tcBorders>
               <w:top w:val="single" w:color="000000" w:sz="4"/>
               <w:left w:val="single" w:color="000000" w:sz="4"/>
@@ -3238,7 +3238,7 @@
         </w:tc>
         <w:tc>
           <w:tcPr>
-            <w:tcW w:type="dxa" w:w="655"/>
+            <w:tcW w:type="dxa" w:w="844"/>
             <w:tcBorders>
               <w:top w:val="single" w:color="000000" w:sz="4"/>
               <w:left w:val="single" w:color="000000" w:sz="4"/>
@@ -3274,7 +3274,7 @@
         </w:tc>
         <w:tc>
           <w:tcPr>
-            <w:tcW w:type="dxa" w:w="2306"/>
+            <w:tcW w:type="dxa" w:w="2056"/>
             <w:tcBorders>
               <w:top w:val="single" w:color="000000" w:sz="4"/>
               <w:left w:val="single" w:color="000000" w:sz="4"/>
@@ -3310,7 +3310,7 @@
         </w:tc>
         <w:tc>
           <w:tcPr>
-            <w:tcW w:type="dxa" w:w="778"/>
+            <w:tcW w:type="dxa" w:w="787"/>
             <w:tcBorders>
               <w:top w:val="single" w:color="000000" w:sz="4"/>
               <w:left w:val="single" w:color="000000" w:sz="4"/>
@@ -3346,7 +3346,7 @@
         </w:tc>
         <w:tc>
           <w:tcPr>
-            <w:tcW w:type="dxa" w:w="754"/>
+            <w:tcW w:type="dxa" w:w="857"/>
             <w:tcBorders>
               <w:top w:val="single" w:color="000000" w:sz="4"/>
               <w:left w:val="single" w:color="000000" w:sz="4"/>
@@ -3382,7 +3382,7 @@
         </w:tc>
         <w:tc>
           <w:tcPr>
-            <w:tcW w:type="dxa" w:w="953"/>
+            <w:tcW w:type="dxa" w:w="1332"/>
             <w:tcBorders>
               <w:top w:val="single" w:color="000000" w:sz="4"/>
               <w:left w:val="single" w:color="000000" w:sz="4"/>
@@ -3425,7 +3425,7 @@
         </w:trPr>
         <w:tc>
           <w:tcPr>
-            <w:tcW w:type="dxa" w:w="457"/>
+            <w:tcW w:type="dxa" w:w="497"/>
             <w:tcBorders>
               <w:top w:val="single" w:color="000000" w:sz="4"/>
               <w:left w:val="single" w:color="000000" w:sz="4"/>
@@ -3461,7 +3461,7 @@
         </w:tc>
         <w:tc>
           <w:tcPr>
-            <w:tcW w:type="dxa" w:w="2170"/>
+            <w:tcW w:type="dxa" w:w="1561"/>
             <w:tcBorders>
               <w:top w:val="single" w:color="000000" w:sz="4"/>
               <w:left w:val="single" w:color="000000" w:sz="4"/>
@@ -3497,7 +3497,7 @@
         </w:tc>
         <w:tc>
           <w:tcPr>
-            <w:tcW w:type="dxa" w:w="952"/>
+            <w:tcW w:type="dxa" w:w="1091"/>
             <w:tcBorders>
               <w:top w:val="single" w:color="000000" w:sz="4"/>
               <w:left w:val="single" w:color="000000" w:sz="4"/>
@@ -3533,7 +3533,7 @@
         </w:tc>
         <w:tc>
           <w:tcPr>
-            <w:tcW w:type="dxa" w:w="655"/>
+            <w:tcW w:type="dxa" w:w="844"/>
             <w:tcBorders>
               <w:top w:val="single" w:color="000000" w:sz="4"/>
               <w:left w:val="single" w:color="000000" w:sz="4"/>
@@ -3569,7 +3569,7 @@
         </w:tc>
         <w:tc>
           <w:tcPr>
-            <w:tcW w:type="dxa" w:w="2306"/>
+            <w:tcW w:type="dxa" w:w="2056"/>
             <w:tcBorders>
               <w:top w:val="single" w:color="000000" w:sz="4"/>
               <w:left w:val="single" w:color="000000" w:sz="4"/>
@@ -3605,31 +3605,31 @@
         </w:tc>
         <w:tc>
           <w:tcPr>
-            <w:tcW w:type="dxa" w:w="778"/>
-            <w:tcBorders>
-              <w:top w:val="single" w:color="000000" w:sz="4"/>
-              <w:left w:val="single" w:color="000000" w:sz="4"/>
-              <w:bottom w:val="single" w:color="000000" w:sz="4"/>
-              <w:right w:val="single" w:color="000000" w:sz="4"/>
-            </w:tcBorders>
-            <w:tcMar>
-              <w:top w:type="dxa" w:w="30"/>
-              <w:left w:type="dxa" w:w="70"/>
-              <w:bottom w:type="dxa" w:w="30"/>
-              <w:right w:type="dxa" w:w="70"/>
-            </w:tcMar>
-            <w:vAlign w:val="center"/>
-          </w:tcPr>
-          <w:p>
-            <w:pPr>
-              <w:spacing w:after="0" w:before="0" w:line="240" w:lineRule="auto"/>
-              <w:jc w:val="left"/>
-            </w:pPr>
-          </w:p>
-        </w:tc>
-        <w:tc>
-          <w:tcPr>
-            <w:tcW w:type="dxa" w:w="754"/>
+            <w:tcW w:type="dxa" w:w="787"/>
+            <w:tcBorders>
+              <w:top w:val="single" w:color="000000" w:sz="4"/>
+              <w:left w:val="single" w:color="000000" w:sz="4"/>
+              <w:bottom w:val="single" w:color="000000" w:sz="4"/>
+              <w:right w:val="single" w:color="000000" w:sz="4"/>
+            </w:tcBorders>
+            <w:tcMar>
+              <w:top w:type="dxa" w:w="30"/>
+              <w:left w:type="dxa" w:w="70"/>
+              <w:bottom w:type="dxa" w:w="30"/>
+              <w:right w:type="dxa" w:w="70"/>
+            </w:tcMar>
+            <w:vAlign w:val="center"/>
+          </w:tcPr>
+          <w:p>
+            <w:pPr>
+              <w:spacing w:after="0" w:before="0" w:line="240" w:lineRule="auto"/>
+              <w:jc w:val="left"/>
+            </w:pPr>
+          </w:p>
+        </w:tc>
+        <w:tc>
+          <w:tcPr>
+            <w:tcW w:type="dxa" w:w="857"/>
             <w:tcBorders>
               <w:top w:val="single" w:color="000000" w:sz="4"/>
               <w:left w:val="single" w:color="000000" w:sz="4"/>
@@ -3665,7 +3665,7 @@
         </w:tc>
         <w:tc>
           <w:tcPr>
-            <w:tcW w:type="dxa" w:w="953"/>
+            <w:tcW w:type="dxa" w:w="1332"/>
             <w:tcBorders>
               <w:top w:val="single" w:color="000000" w:sz="4"/>
               <w:left w:val="single" w:color="000000" w:sz="4"/>
@@ -3695,7 +3695,7 @@
         </w:trPr>
         <w:tc>
           <w:tcPr>
-            <w:tcW w:type="dxa" w:w="457"/>
+            <w:tcW w:type="dxa" w:w="497"/>
             <w:tcBorders>
               <w:top w:val="single" w:color="000000" w:sz="4"/>
               <w:left w:val="single" w:color="000000" w:sz="4"/>
@@ -3731,7 +3731,7 @@
         </w:tc>
         <w:tc>
           <w:tcPr>
-            <w:tcW w:type="dxa" w:w="2170"/>
+            <w:tcW w:type="dxa" w:w="1561"/>
             <w:tcBorders>
               <w:top w:val="single" w:color="000000" w:sz="4"/>
               <w:left w:val="single" w:color="000000" w:sz="4"/>
@@ -3767,7 +3767,7 @@
         </w:tc>
         <w:tc>
           <w:tcPr>
-            <w:tcW w:type="dxa" w:w="952"/>
+            <w:tcW w:type="dxa" w:w="1091"/>
             <w:tcBorders>
               <w:top w:val="single" w:color="000000" w:sz="4"/>
               <w:left w:val="single" w:color="000000" w:sz="4"/>
@@ -3803,7 +3803,7 @@
         </w:tc>
         <w:tc>
           <w:tcPr>
-            <w:tcW w:type="dxa" w:w="655"/>
+            <w:tcW w:type="dxa" w:w="844"/>
             <w:tcBorders>
               <w:top w:val="single" w:color="000000" w:sz="4"/>
               <w:left w:val="single" w:color="000000" w:sz="4"/>
@@ -3839,7 +3839,7 @@
         </w:tc>
         <w:tc>
           <w:tcPr>
-            <w:tcW w:type="dxa" w:w="2306"/>
+            <w:tcW w:type="dxa" w:w="2056"/>
             <w:tcBorders>
               <w:top w:val="single" w:color="000000" w:sz="4"/>
               <w:left w:val="single" w:color="000000" w:sz="4"/>
@@ -3875,31 +3875,31 @@
         </w:tc>
         <w:tc>
           <w:tcPr>
-            <w:tcW w:type="dxa" w:w="778"/>
-            <w:tcBorders>
-              <w:top w:val="single" w:color="000000" w:sz="4"/>
-              <w:left w:val="single" w:color="000000" w:sz="4"/>
-              <w:bottom w:val="single" w:color="000000" w:sz="4"/>
-              <w:right w:val="single" w:color="000000" w:sz="4"/>
-            </w:tcBorders>
-            <w:tcMar>
-              <w:top w:type="dxa" w:w="30"/>
-              <w:left w:type="dxa" w:w="70"/>
-              <w:bottom w:type="dxa" w:w="30"/>
-              <w:right w:type="dxa" w:w="70"/>
-            </w:tcMar>
-            <w:vAlign w:val="center"/>
-          </w:tcPr>
-          <w:p>
-            <w:pPr>
-              <w:spacing w:after="0" w:before="0" w:line="240" w:lineRule="auto"/>
-              <w:jc w:val="left"/>
-            </w:pPr>
-          </w:p>
-        </w:tc>
-        <w:tc>
-          <w:tcPr>
-            <w:tcW w:type="dxa" w:w="754"/>
+            <w:tcW w:type="dxa" w:w="787"/>
+            <w:tcBorders>
+              <w:top w:val="single" w:color="000000" w:sz="4"/>
+              <w:left w:val="single" w:color="000000" w:sz="4"/>
+              <w:bottom w:val="single" w:color="000000" w:sz="4"/>
+              <w:right w:val="single" w:color="000000" w:sz="4"/>
+            </w:tcBorders>
+            <w:tcMar>
+              <w:top w:type="dxa" w:w="30"/>
+              <w:left w:type="dxa" w:w="70"/>
+              <w:bottom w:type="dxa" w:w="30"/>
+              <w:right w:type="dxa" w:w="70"/>
+            </w:tcMar>
+            <w:vAlign w:val="center"/>
+          </w:tcPr>
+          <w:p>
+            <w:pPr>
+              <w:spacing w:after="0" w:before="0" w:line="240" w:lineRule="auto"/>
+              <w:jc w:val="left"/>
+            </w:pPr>
+          </w:p>
+        </w:tc>
+        <w:tc>
+          <w:tcPr>
+            <w:tcW w:type="dxa" w:w="857"/>
             <w:tcBorders>
               <w:top w:val="single" w:color="000000" w:sz="4"/>
               <w:left w:val="single" w:color="000000" w:sz="4"/>
@@ -3935,7 +3935,7 @@
         </w:tc>
         <w:tc>
           <w:tcPr>
-            <w:tcW w:type="dxa" w:w="953"/>
+            <w:tcW w:type="dxa" w:w="1332"/>
             <w:tcBorders>
               <w:top w:val="single" w:color="000000" w:sz="4"/>
               <w:left w:val="single" w:color="000000" w:sz="4"/>
@@ -3965,7 +3965,7 @@
         </w:trPr>
         <w:tc>
           <w:tcPr>
-            <w:tcW w:type="dxa" w:w="457"/>
+            <w:tcW w:type="dxa" w:w="497"/>
             <w:tcBorders>
               <w:top w:val="single" w:color="000000" w:sz="4"/>
               <w:left w:val="single" w:color="000000" w:sz="4"/>
@@ -4001,7 +4001,7 @@
         </w:tc>
         <w:tc>
           <w:tcPr>
-            <w:tcW w:type="dxa" w:w="2170"/>
+            <w:tcW w:type="dxa" w:w="1561"/>
             <w:tcBorders>
               <w:top w:val="single" w:color="000000" w:sz="4"/>
               <w:left w:val="single" w:color="000000" w:sz="4"/>
@@ -4037,7 +4037,7 @@
         </w:tc>
         <w:tc>
           <w:tcPr>
-            <w:tcW w:type="dxa" w:w="952"/>
+            <w:tcW w:type="dxa" w:w="1091"/>
             <w:tcBorders>
               <w:top w:val="single" w:color="000000" w:sz="4"/>
               <w:left w:val="single" w:color="000000" w:sz="4"/>
@@ -4073,7 +4073,7 @@
         </w:tc>
         <w:tc>
           <w:tcPr>
-            <w:tcW w:type="dxa" w:w="655"/>
+            <w:tcW w:type="dxa" w:w="844"/>
             <w:tcBorders>
               <w:top w:val="single" w:color="000000" w:sz="4"/>
               <w:left w:val="single" w:color="000000" w:sz="4"/>
@@ -4109,7 +4109,7 @@
         </w:tc>
         <w:tc>
           <w:tcPr>
-            <w:tcW w:type="dxa" w:w="2306"/>
+            <w:tcW w:type="dxa" w:w="2056"/>
             <w:tcBorders>
               <w:top w:val="single" w:color="000000" w:sz="4"/>
               <w:left w:val="single" w:color="000000" w:sz="4"/>
@@ -4145,31 +4145,31 @@
         </w:tc>
         <w:tc>
           <w:tcPr>
-            <w:tcW w:type="dxa" w:w="778"/>
-            <w:tcBorders>
-              <w:top w:val="single" w:color="000000" w:sz="4"/>
-              <w:left w:val="single" w:color="000000" w:sz="4"/>
-              <w:bottom w:val="single" w:color="000000" w:sz="4"/>
-              <w:right w:val="single" w:color="000000" w:sz="4"/>
-            </w:tcBorders>
-            <w:tcMar>
-              <w:top w:type="dxa" w:w="30"/>
-              <w:left w:type="dxa" w:w="70"/>
-              <w:bottom w:type="dxa" w:w="30"/>
-              <w:right w:type="dxa" w:w="70"/>
-            </w:tcMar>
-            <w:vAlign w:val="center"/>
-          </w:tcPr>
-          <w:p>
-            <w:pPr>
-              <w:spacing w:after="0" w:before="0" w:line="240" w:lineRule="auto"/>
-              <w:jc w:val="left"/>
-            </w:pPr>
-          </w:p>
-        </w:tc>
-        <w:tc>
-          <w:tcPr>
-            <w:tcW w:type="dxa" w:w="754"/>
+            <w:tcW w:type="dxa" w:w="787"/>
+            <w:tcBorders>
+              <w:top w:val="single" w:color="000000" w:sz="4"/>
+              <w:left w:val="single" w:color="000000" w:sz="4"/>
+              <w:bottom w:val="single" w:color="000000" w:sz="4"/>
+              <w:right w:val="single" w:color="000000" w:sz="4"/>
+            </w:tcBorders>
+            <w:tcMar>
+              <w:top w:type="dxa" w:w="30"/>
+              <w:left w:type="dxa" w:w="70"/>
+              <w:bottom w:type="dxa" w:w="30"/>
+              <w:right w:type="dxa" w:w="70"/>
+            </w:tcMar>
+            <w:vAlign w:val="center"/>
+          </w:tcPr>
+          <w:p>
+            <w:pPr>
+              <w:spacing w:after="0" w:before="0" w:line="240" w:lineRule="auto"/>
+              <w:jc w:val="left"/>
+            </w:pPr>
+          </w:p>
+        </w:tc>
+        <w:tc>
+          <w:tcPr>
+            <w:tcW w:type="dxa" w:w="857"/>
             <w:tcBorders>
               <w:top w:val="single" w:color="000000" w:sz="4"/>
               <w:left w:val="single" w:color="000000" w:sz="4"/>
@@ -4205,7 +4205,7 @@
         </w:tc>
         <w:tc>
           <w:tcPr>
-            <w:tcW w:type="dxa" w:w="953"/>
+            <w:tcW w:type="dxa" w:w="1332"/>
             <w:tcBorders>
               <w:top w:val="single" w:color="000000" w:sz="4"/>
               <w:left w:val="single" w:color="000000" w:sz="4"/>
@@ -4235,7 +4235,7 @@
         </w:trPr>
         <w:tc>
           <w:tcPr>
-            <w:tcW w:type="dxa" w:w="457"/>
+            <w:tcW w:type="dxa" w:w="497"/>
             <w:tcBorders>
               <w:top w:val="single" w:color="000000" w:sz="4"/>
               <w:left w:val="single" w:color="000000" w:sz="4"/>
@@ -4271,7 +4271,7 @@
         </w:tc>
         <w:tc>
           <w:tcPr>
-            <w:tcW w:type="dxa" w:w="2170"/>
+            <w:tcW w:type="dxa" w:w="1561"/>
             <w:tcBorders>
               <w:top w:val="single" w:color="000000" w:sz="4"/>
               <w:left w:val="single" w:color="000000" w:sz="4"/>
@@ -4307,7 +4307,7 @@
         </w:tc>
         <w:tc>
           <w:tcPr>
-            <w:tcW w:type="dxa" w:w="952"/>
+            <w:tcW w:type="dxa" w:w="1091"/>
             <w:tcBorders>
               <w:top w:val="single" w:color="000000" w:sz="4"/>
               <w:left w:val="single" w:color="000000" w:sz="4"/>
@@ -4343,31 +4343,31 @@
         </w:tc>
         <w:tc>
           <w:tcPr>
-            <w:tcW w:type="dxa" w:w="655"/>
-            <w:tcBorders>
-              <w:top w:val="single" w:color="000000" w:sz="4"/>
-              <w:left w:val="single" w:color="000000" w:sz="4"/>
-              <w:bottom w:val="single" w:color="000000" w:sz="4"/>
-              <w:right w:val="single" w:color="000000" w:sz="4"/>
-            </w:tcBorders>
-            <w:tcMar>
-              <w:top w:type="dxa" w:w="30"/>
-              <w:left w:type="dxa" w:w="70"/>
-              <w:bottom w:type="dxa" w:w="30"/>
-              <w:right w:type="dxa" w:w="70"/>
-            </w:tcMar>
-            <w:vAlign w:val="center"/>
-          </w:tcPr>
-          <w:p>
-            <w:pPr>
-              <w:spacing w:after="0" w:before="0" w:line="240" w:lineRule="auto"/>
-              <w:jc w:val="left"/>
-            </w:pPr>
-          </w:p>
-        </w:tc>
-        <w:tc>
-          <w:tcPr>
-            <w:tcW w:type="dxa" w:w="2306"/>
+            <w:tcW w:type="dxa" w:w="844"/>
+            <w:tcBorders>
+              <w:top w:val="single" w:color="000000" w:sz="4"/>
+              <w:left w:val="single" w:color="000000" w:sz="4"/>
+              <w:bottom w:val="single" w:color="000000" w:sz="4"/>
+              <w:right w:val="single" w:color="000000" w:sz="4"/>
+            </w:tcBorders>
+            <w:tcMar>
+              <w:top w:type="dxa" w:w="30"/>
+              <w:left w:type="dxa" w:w="70"/>
+              <w:bottom w:type="dxa" w:w="30"/>
+              <w:right w:type="dxa" w:w="70"/>
+            </w:tcMar>
+            <w:vAlign w:val="center"/>
+          </w:tcPr>
+          <w:p>
+            <w:pPr>
+              <w:spacing w:after="0" w:before="0" w:line="240" w:lineRule="auto"/>
+              <w:jc w:val="left"/>
+            </w:pPr>
+          </w:p>
+        </w:tc>
+        <w:tc>
+          <w:tcPr>
+            <w:tcW w:type="dxa" w:w="2056"/>
             <w:tcBorders>
               <w:top w:val="single" w:color="000000" w:sz="4"/>
               <w:left w:val="single" w:color="000000" w:sz="4"/>
@@ -4403,31 +4403,31 @@
         </w:tc>
         <w:tc>
           <w:tcPr>
-            <w:tcW w:type="dxa" w:w="778"/>
-            <w:tcBorders>
-              <w:top w:val="single" w:color="000000" w:sz="4"/>
-              <w:left w:val="single" w:color="000000" w:sz="4"/>
-              <w:bottom w:val="single" w:color="000000" w:sz="4"/>
-              <w:right w:val="single" w:color="000000" w:sz="4"/>
-            </w:tcBorders>
-            <w:tcMar>
-              <w:top w:type="dxa" w:w="30"/>
-              <w:left w:type="dxa" w:w="70"/>
-              <w:bottom w:type="dxa" w:w="30"/>
-              <w:right w:type="dxa" w:w="70"/>
-            </w:tcMar>
-            <w:vAlign w:val="center"/>
-          </w:tcPr>
-          <w:p>
-            <w:pPr>
-              <w:spacing w:after="0" w:before="0" w:line="240" w:lineRule="auto"/>
-              <w:jc w:val="left"/>
-            </w:pPr>
-          </w:p>
-        </w:tc>
-        <w:tc>
-          <w:tcPr>
-            <w:tcW w:type="dxa" w:w="754"/>
+            <w:tcW w:type="dxa" w:w="787"/>
+            <w:tcBorders>
+              <w:top w:val="single" w:color="000000" w:sz="4"/>
+              <w:left w:val="single" w:color="000000" w:sz="4"/>
+              <w:bottom w:val="single" w:color="000000" w:sz="4"/>
+              <w:right w:val="single" w:color="000000" w:sz="4"/>
+            </w:tcBorders>
+            <w:tcMar>
+              <w:top w:type="dxa" w:w="30"/>
+              <w:left w:type="dxa" w:w="70"/>
+              <w:bottom w:type="dxa" w:w="30"/>
+              <w:right w:type="dxa" w:w="70"/>
+            </w:tcMar>
+            <w:vAlign w:val="center"/>
+          </w:tcPr>
+          <w:p>
+            <w:pPr>
+              <w:spacing w:after="0" w:before="0" w:line="240" w:lineRule="auto"/>
+              <w:jc w:val="left"/>
+            </w:pPr>
+          </w:p>
+        </w:tc>
+        <w:tc>
+          <w:tcPr>
+            <w:tcW w:type="dxa" w:w="857"/>
             <w:tcBorders>
               <w:top w:val="single" w:color="000000" w:sz="4"/>
               <w:left w:val="single" w:color="000000" w:sz="4"/>
@@ -4463,7 +4463,7 @@
         </w:tc>
         <w:tc>
           <w:tcPr>
-            <w:tcW w:type="dxa" w:w="953"/>
+            <w:tcW w:type="dxa" w:w="1332"/>
             <w:tcBorders>
               <w:top w:val="single" w:color="000000" w:sz="4"/>
               <w:left w:val="single" w:color="000000" w:sz="4"/>
@@ -4493,7 +4493,7 @@
         </w:trPr>
         <w:tc>
           <w:tcPr>
-            <w:tcW w:type="dxa" w:w="457"/>
+            <w:tcW w:type="dxa" w:w="497"/>
             <w:tcBorders>
               <w:top w:val="single" w:color="000000" w:sz="4"/>
               <w:left w:val="single" w:color="000000" w:sz="4"/>
@@ -4529,7 +4529,7 @@
         </w:tc>
         <w:tc>
           <w:tcPr>
-            <w:tcW w:type="dxa" w:w="2170"/>
+            <w:tcW w:type="dxa" w:w="1561"/>
             <w:tcBorders>
               <w:top w:val="single" w:color="000000" w:sz="4"/>
               <w:left w:val="single" w:color="000000" w:sz="4"/>
@@ -4565,7 +4565,7 @@
         </w:tc>
         <w:tc>
           <w:tcPr>
-            <w:tcW w:type="dxa" w:w="952"/>
+            <w:tcW w:type="dxa" w:w="1091"/>
             <w:tcBorders>
               <w:top w:val="single" w:color="000000" w:sz="4"/>
               <w:left w:val="single" w:color="000000" w:sz="4"/>
@@ -4601,31 +4601,31 @@
         </w:tc>
         <w:tc>
           <w:tcPr>
-            <w:tcW w:type="dxa" w:w="655"/>
-            <w:tcBorders>
-              <w:top w:val="single" w:color="000000" w:sz="4"/>
-              <w:left w:val="single" w:color="000000" w:sz="4"/>
-              <w:bottom w:val="single" w:color="000000" w:sz="4"/>
-              <w:right w:val="single" w:color="000000" w:sz="4"/>
-            </w:tcBorders>
-            <w:tcMar>
-              <w:top w:type="dxa" w:w="30"/>
-              <w:left w:type="dxa" w:w="70"/>
-              <w:bottom w:type="dxa" w:w="30"/>
-              <w:right w:type="dxa" w:w="70"/>
-            </w:tcMar>
-            <w:vAlign w:val="center"/>
-          </w:tcPr>
-          <w:p>
-            <w:pPr>
-              <w:spacing w:after="0" w:before="0" w:line="240" w:lineRule="auto"/>
-              <w:jc w:val="left"/>
-            </w:pPr>
-          </w:p>
-        </w:tc>
-        <w:tc>
-          <w:tcPr>
-            <w:tcW w:type="dxa" w:w="2306"/>
+            <w:tcW w:type="dxa" w:w="844"/>
+            <w:tcBorders>
+              <w:top w:val="single" w:color="000000" w:sz="4"/>
+              <w:left w:val="single" w:color="000000" w:sz="4"/>
+              <w:bottom w:val="single" w:color="000000" w:sz="4"/>
+              <w:right w:val="single" w:color="000000" w:sz="4"/>
+            </w:tcBorders>
+            <w:tcMar>
+              <w:top w:type="dxa" w:w="30"/>
+              <w:left w:type="dxa" w:w="70"/>
+              <w:bottom w:type="dxa" w:w="30"/>
+              <w:right w:type="dxa" w:w="70"/>
+            </w:tcMar>
+            <w:vAlign w:val="center"/>
+          </w:tcPr>
+          <w:p>
+            <w:pPr>
+              <w:spacing w:after="0" w:before="0" w:line="240" w:lineRule="auto"/>
+              <w:jc w:val="left"/>
+            </w:pPr>
+          </w:p>
+        </w:tc>
+        <w:tc>
+          <w:tcPr>
+            <w:tcW w:type="dxa" w:w="2056"/>
             <w:tcBorders>
               <w:top w:val="single" w:color="000000" w:sz="4"/>
               <w:left w:val="single" w:color="000000" w:sz="4"/>
@@ -4661,7 +4661,7 @@
         </w:tc>
         <w:tc>
           <w:tcPr>
-            <w:tcW w:type="dxa" w:w="778"/>
+            <w:tcW w:type="dxa" w:w="787"/>
             <w:tcBorders>
               <w:top w:val="single" w:color="000000" w:sz="4"/>
               <w:left w:val="single" w:color="000000" w:sz="4"/>
@@ -4697,7 +4697,7 @@
         </w:tc>
         <w:tc>
           <w:tcPr>
-            <w:tcW w:type="dxa" w:w="754"/>
+            <w:tcW w:type="dxa" w:w="857"/>
             <w:tcBorders>
               <w:top w:val="single" w:color="000000" w:sz="4"/>
               <w:left w:val="single" w:color="000000" w:sz="4"/>
@@ -4733,7 +4733,7 @@
         </w:tc>
         <w:tc>
           <w:tcPr>
-            <w:tcW w:type="dxa" w:w="953"/>
+            <w:tcW w:type="dxa" w:w="1332"/>
             <w:tcBorders>
               <w:top w:val="single" w:color="000000" w:sz="4"/>
               <w:left w:val="single" w:color="000000" w:sz="4"/>
